--- a/tests/device/Baski_Testi_v2_ABC.docx
+++ b/tests/device/Baski_Testi_v2_ABC.docx
@@ -9,14 +9,14 @@
         <w:tblLook w:firstColumn="1" w:firstRow="1" w:lastColumn="0" w:lastRow="0" w:noHBand="0" w:noVBand="1" w:val="04A0"/>
       </w:tblPr>
       <w:tblGrid>
-        <w:gridCol w:w="2880"/>
-        <w:gridCol w:w="2880"/>
-        <w:gridCol w:w="2880"/>
+        <w:gridCol w:w="3572"/>
+        <w:gridCol w:w="3572"/>
+        <w:gridCol w:w="3572"/>
       </w:tblGrid>
       <w:tr>
         <w:tc>
           <w:tcPr>
-            <w:tcW w:type="dxa" w:w="2880"/>
+            <w:tcW w:type="dxa" w:w="3572"/>
           </w:tcPr>
           <w:p>
             <w:pPr>
@@ -33,7 +33,7 @@
         </w:tc>
         <w:tc>
           <w:tcPr>
-            <w:tcW w:type="dxa" w:w="2880"/>
+            <w:tcW w:type="dxa" w:w="3572"/>
           </w:tcPr>
           <w:p>
             <w:pPr>
@@ -50,7 +50,7 @@
         </w:tc>
         <w:tc>
           <w:tcPr>
-            <w:tcW w:type="dxa" w:w="2880"/>
+            <w:tcW w:type="dxa" w:w="3572"/>
           </w:tcPr>
           <w:p>
             <w:pPr>
@@ -69,7 +69,7 @@
       <w:tr>
         <w:tc>
           <w:tcPr>
-            <w:tcW w:type="dxa" w:w="2880"/>
+            <w:tcW w:type="dxa" w:w="3572"/>
           </w:tcPr>
           <w:p>
             <w:pPr>
@@ -113,7 +113,7 @@
         </w:tc>
         <w:tc>
           <w:tcPr>
-            <w:tcW w:type="dxa" w:w="2880"/>
+            <w:tcW w:type="dxa" w:w="3572"/>
           </w:tcPr>
           <w:p>
             <w:pPr>
@@ -157,7 +157,7 @@
         </w:tc>
         <w:tc>
           <w:tcPr>
-            <w:tcW w:type="dxa" w:w="2880"/>
+            <w:tcW w:type="dxa" w:w="3572"/>
           </w:tcPr>
           <w:p>
             <w:pPr>
@@ -209,14 +209,14 @@
         <w:tblLook w:firstColumn="1" w:firstRow="1" w:lastColumn="0" w:lastRow="0" w:noHBand="0" w:noVBand="1" w:val="04A0"/>
       </w:tblPr>
       <w:tblGrid>
-        <w:gridCol w:w="2880"/>
-        <w:gridCol w:w="2880"/>
-        <w:gridCol w:w="2880"/>
+        <w:gridCol w:w="3572"/>
+        <w:gridCol w:w="3572"/>
+        <w:gridCol w:w="3572"/>
       </w:tblGrid>
       <w:tr>
         <w:tc>
           <w:tcPr>
-            <w:tcW w:type="dxa" w:w="2880"/>
+            <w:tcW w:type="dxa" w:w="3572"/>
           </w:tcPr>
           <w:p>
             <w:pPr>
@@ -233,7 +233,7 @@
         </w:tc>
         <w:tc>
           <w:tcPr>
-            <w:tcW w:type="dxa" w:w="2880"/>
+            <w:tcW w:type="dxa" w:w="3572"/>
           </w:tcPr>
           <w:p>
             <w:pPr>
@@ -250,7 +250,7 @@
         </w:tc>
         <w:tc>
           <w:tcPr>
-            <w:tcW w:type="dxa" w:w="2880"/>
+            <w:tcW w:type="dxa" w:w="3572"/>
           </w:tcPr>
           <w:p>
             <w:pPr>
@@ -269,7 +269,7 @@
       <w:tr>
         <w:tc>
           <w:tcPr>
-            <w:tcW w:type="dxa" w:w="2880"/>
+            <w:tcW w:type="dxa" w:w="3572"/>
           </w:tcPr>
           <w:p>
             <w:pPr>
@@ -313,7 +313,7 @@
         </w:tc>
         <w:tc>
           <w:tcPr>
-            <w:tcW w:type="dxa" w:w="2880"/>
+            <w:tcW w:type="dxa" w:w="3572"/>
           </w:tcPr>
           <w:p>
             <w:pPr>
@@ -357,7 +357,7 @@
         </w:tc>
         <w:tc>
           <w:tcPr>
-            <w:tcW w:type="dxa" w:w="2880"/>
+            <w:tcW w:type="dxa" w:w="3572"/>
           </w:tcPr>
           <w:p>
             <w:pPr>
@@ -409,14 +409,14 @@
         <w:tblLook w:firstColumn="1" w:firstRow="1" w:lastColumn="0" w:lastRow="0" w:noHBand="0" w:noVBand="1" w:val="04A0"/>
       </w:tblPr>
       <w:tblGrid>
-        <w:gridCol w:w="2880"/>
-        <w:gridCol w:w="2880"/>
-        <w:gridCol w:w="2880"/>
+        <w:gridCol w:w="3572"/>
+        <w:gridCol w:w="3572"/>
+        <w:gridCol w:w="3572"/>
       </w:tblGrid>
       <w:tr>
         <w:tc>
           <w:tcPr>
-            <w:tcW w:type="dxa" w:w="2880"/>
+            <w:tcW w:type="dxa" w:w="3572"/>
           </w:tcPr>
           <w:p>
             <w:pPr>
@@ -433,7 +433,7 @@
         </w:tc>
         <w:tc>
           <w:tcPr>
-            <w:tcW w:type="dxa" w:w="2880"/>
+            <w:tcW w:type="dxa" w:w="3572"/>
           </w:tcPr>
           <w:p>
             <w:pPr>
@@ -450,7 +450,7 @@
         </w:tc>
         <w:tc>
           <w:tcPr>
-            <w:tcW w:type="dxa" w:w="2880"/>
+            <w:tcW w:type="dxa" w:w="3572"/>
           </w:tcPr>
           <w:p>
             <w:pPr>
@@ -469,7 +469,7 @@
       <w:tr>
         <w:tc>
           <w:tcPr>
-            <w:tcW w:type="dxa" w:w="2880"/>
+            <w:tcW w:type="dxa" w:w="3572"/>
           </w:tcPr>
           <w:p>
             <w:pPr>
@@ -513,7 +513,7 @@
         </w:tc>
         <w:tc>
           <w:tcPr>
-            <w:tcW w:type="dxa" w:w="2880"/>
+            <w:tcW w:type="dxa" w:w="3572"/>
           </w:tcPr>
           <w:p>
             <w:pPr>
@@ -557,7 +557,7 @@
         </w:tc>
         <w:tc>
           <w:tcPr>
-            <w:tcW w:type="dxa" w:w="2880"/>
+            <w:tcW w:type="dxa" w:w="3572"/>
           </w:tcPr>
           <w:p>
             <w:pPr>
@@ -604,7 +604,7 @@
     <w:p/>
     <w:sectPr>
       <w:pgSz w:w="12240" w:h="15840"/>
-      <w:pgMar w:top="1440" w:right="1800" w:bottom="1440" w:left="1800" w:header="720" w:footer="720" w:gutter="0"/>
+      <w:pgMar w:top="1440" w:right="720" w:bottom="1440" w:left="720" w:header="720" w:footer="720" w:gutter="0"/>
       <w:cols w:space="720"/>
       <w:docGrid w:linePitch="360"/>
     </w:sectPr>
